--- a/Entregables_pt_app/03_calculos_pt/ejemplo_calculo_paso_a_paso.docx
+++ b/Entregables_pt_app/03_calculos_pt/ejemplo_calculo_paso_a_paso.docx
@@ -211,7 +211,7 @@
         <w:rPr>
           <w:rStyle w:val="StringTok"/>
         </w:rPr>
-        <w:t xml:space="preserve">"../../data/homogeneity.csv"</w:t>
+        <w:t xml:space="preserve">"data/homogeneity.csv"</w:t>
       </w:r>
       <w:r>
         <w:rPr>
@@ -2310,7 +2310,7 @@
         <w:rPr>
           <w:rStyle w:val="StringTok"/>
         </w:rPr>
-        <w:t xml:space="preserve">"../../data/stability.csv"</w:t>
+        <w:t xml:space="preserve">"data/stability.csv"</w:t>
       </w:r>
       <w:r>
         <w:rPr>
@@ -3053,7 +3053,7 @@
         <w:rPr>
           <w:rStyle w:val="StringTok"/>
         </w:rPr>
-        <w:t xml:space="preserve">"../../data/summary_n4.csv"</w:t>
+        <w:t xml:space="preserve">"data/summary_n4.csv"</w:t>
       </w:r>
       <w:r>
         <w:rPr>
@@ -5435,13 +5435,22 @@
         <w:rPr>
           <w:rStyle w:val="CommentTok"/>
         </w:rPr>
-        <w:t xml:space="preserve"># Cargar todas las funciones</w:t>
+        <w:t xml:space="preserve"># Referencia vigente: ptcalc/R/pt_robust_stats.R y ptcalc/R/pt_homogeneity.R</w:t>
       </w:r>
       <w:r>
         <w:br/>
       </w:r>
       <w:r>
         <w:rPr>
+          <w:rStyle w:val="CommentTok"/>
+        </w:rPr>
+        <w:t xml:space="preserve"># Funciones adicionales del entregable 03:</w:t>
+      </w:r>
+      <w:r>
+        <w:br/>
+      </w:r>
+      <w:r>
+        <w:rPr>
           <w:rStyle w:val="FunctionTok"/>
         </w:rPr>
         <w:t xml:space="preserve">source</w:t>
@@ -5456,7 +5465,7 @@
         <w:rPr>
           <w:rStyle w:val="StringTok"/>
         </w:rPr>
-        <w:t xml:space="preserve">"../../R/homogeneity.R"</w:t>
+        <w:t xml:space="preserve">"ptcalc/R/pt_robust_stats.R"</w:t>
       </w:r>
       <w:r>
         <w:rPr>
@@ -5483,7 +5492,7 @@
         <w:rPr>
           <w:rStyle w:val="StringTok"/>
         </w:rPr>
-        <w:t xml:space="preserve">"../../R/stability.R"</w:t>
+        <w:t xml:space="preserve">"ptcalc/R/pt_homogeneity.R"</w:t>
       </w:r>
       <w:r>
         <w:rPr>
@@ -5510,7 +5519,7 @@
         <w:rPr>
           <w:rStyle w:val="StringTok"/>
         </w:rPr>
-        <w:t xml:space="preserve">"../../R/valor_asignado.R"</w:t>
+        <w:t xml:space="preserve">"Entregables_pt_app/03_calculos_pt/R/stability.R"</w:t>
       </w:r>
       <w:r>
         <w:rPr>
@@ -5537,7 +5546,7 @@
         <w:rPr>
           <w:rStyle w:val="StringTok"/>
         </w:rPr>
-        <w:t xml:space="preserve">"../../R/sigma_pt.R"</w:t>
+        <w:t xml:space="preserve">"Entregables_pt_app/03_calculos_pt/R/valor_asignado.R"</w:t>
       </w:r>
       <w:r>
         <w:rPr>
@@ -5549,9 +5558,36 @@
         <w:br/>
       </w:r>
       <w:r>
+        <w:rPr>
+          <w:rStyle w:val="FunctionTok"/>
+        </w:rPr>
+        <w:t xml:space="preserve">source</w:t>
+      </w:r>
+      <w:r>
+        <w:rPr>
+          <w:rStyle w:val="NormalTok"/>
+        </w:rPr>
+        <w:t xml:space="preserve">(</w:t>
+      </w:r>
+      <w:r>
+        <w:rPr>
+          <w:rStyle w:val="StringTok"/>
+        </w:rPr>
+        <w:t xml:space="preserve">"Entregables_pt_app/03_calculos_pt/R/sigma_pt.R"</w:t>
+      </w:r>
+      <w:r>
+        <w:rPr>
+          <w:rStyle w:val="NormalTok"/>
+        </w:rPr>
+        <w:t xml:space="preserve">)</w:t>
+      </w:r>
+      <w:r>
         <w:br/>
       </w:r>
       <w:r>
+        <w:br/>
+      </w:r>
+      <w:r>
         <w:rPr>
           <w:rStyle w:val="CommentTok"/>
         </w:rPr>
@@ -5594,7 +5630,7 @@
         <w:rPr>
           <w:rStyle w:val="StringTok"/>
         </w:rPr>
-        <w:t xml:space="preserve">"../../data/homogeneity.csv"</w:t>
+        <w:t xml:space="preserve">"data/homogeneity.csv"</w:t>
       </w:r>
       <w:r>
         <w:rPr>
@@ -5639,7 +5675,7 @@
         <w:rPr>
           <w:rStyle w:val="StringTok"/>
         </w:rPr>
-        <w:t xml:space="preserve">"../../data/stability.csv"</w:t>
+        <w:t xml:space="preserve">"data/stability.csv"</w:t>
       </w:r>
       <w:r>
         <w:rPr>
@@ -5684,7 +5720,7 @@
         <w:rPr>
           <w:rStyle w:val="StringTok"/>
         </w:rPr>
-        <w:t xml:space="preserve">"../../data/summary_n4.csv"</w:t>
+        <w:t xml:space="preserve">"data/summary_n4.csv"</w:t>
       </w:r>
       <w:r>
         <w:rPr>
@@ -5955,135 +5991,117 @@
       </w:r>
       <w:r>
         <w:rPr>
-          <w:rStyle w:val="NormalTok"/>
-        </w:rPr>
-        <w:t xml:space="preserve">co_2</w:t>
+          <w:rStyle w:val="StringTok"/>
+        </w:rPr>
+        <w:t xml:space="preserve">`</w:t>
+      </w:r>
+      <w:r>
+        <w:rPr>
+          <w:rStyle w:val="AttributeTok"/>
+        </w:rPr>
+        <w:t xml:space="preserve">co_2-μmol/mol</w:t>
+      </w:r>
+      <w:r>
+        <w:rPr>
+          <w:rStyle w:val="StringTok"/>
+        </w:rPr>
+        <w:t xml:space="preserve">`</w:t>
+      </w:r>
+      <w:r>
+        <w:rPr>
+          <w:rStyle w:val="NormalTok"/>
+        </w:rPr>
+        <w:t xml:space="preserve">)</w:t>
+      </w:r>
+      <w:r>
+        <w:br/>
+      </w:r>
+      <w:r>
+        <w:rPr>
+          <w:rStyle w:val="FunctionTok"/>
+        </w:rPr>
+        <w:t xml:space="preserve">print</w:t>
+      </w:r>
+      <w:r>
+        <w:rPr>
+          <w:rStyle w:val="NormalTok"/>
+        </w:rPr>
+        <w:t xml:space="preserve">(resultados_stab</w:t>
       </w:r>
       <w:r>
         <w:rPr>
           <w:rStyle w:val="SpecialCharTok"/>
         </w:rPr>
-        <w:t xml:space="preserve">-</w:t>
-      </w:r>
-      <w:r>
-        <w:rPr>
-          <w:rStyle w:val="NormalTok"/>
-        </w:rPr>
-        <w:t xml:space="preserve">μmol</w:t>
+        <w:t xml:space="preserve">$</w:t>
+      </w:r>
+      <w:r>
+        <w:rPr>
+          <w:rStyle w:val="StringTok"/>
+        </w:rPr>
+        <w:t xml:space="preserve">`</w:t>
+      </w:r>
+      <w:r>
+        <w:rPr>
+          <w:rStyle w:val="AttributeTok"/>
+        </w:rPr>
+        <w:t xml:space="preserve">co_2-μmol/mol</w:t>
+      </w:r>
+      <w:r>
+        <w:rPr>
+          <w:rStyle w:val="StringTok"/>
+        </w:rPr>
+        <w:t xml:space="preserve">`</w:t>
+      </w:r>
+      <w:r>
+        <w:rPr>
+          <w:rStyle w:val="NormalTok"/>
+        </w:rPr>
+        <w:t xml:space="preserve">)</w:t>
+      </w:r>
+      <w:r>
+        <w:br/>
+      </w:r>
+      <w:r>
+        <w:rPr>
+          <w:rStyle w:val="FunctionTok"/>
+        </w:rPr>
+        <w:t xml:space="preserve">print</w:t>
+      </w:r>
+      <w:r>
+        <w:rPr>
+          <w:rStyle w:val="NormalTok"/>
+        </w:rPr>
+        <w:t xml:space="preserve">(resultados_va</w:t>
       </w:r>
       <w:r>
         <w:rPr>
           <w:rStyle w:val="SpecialCharTok"/>
         </w:rPr>
-        <w:t xml:space="preserve">/</w:t>
-      </w:r>
-      <w:r>
-        <w:rPr>
-          <w:rStyle w:val="NormalTok"/>
-        </w:rPr>
-        <w:t xml:space="preserve">mol)</w:t>
-      </w:r>
-      <w:r>
-        <w:br/>
-      </w:r>
-      <w:r>
-        <w:rPr>
-          <w:rStyle w:val="FunctionTok"/>
-        </w:rPr>
-        <w:t xml:space="preserve">print</w:t>
-      </w:r>
-      <w:r>
-        <w:rPr>
-          <w:rStyle w:val="NormalTok"/>
-        </w:rPr>
-        <w:t xml:space="preserve">(resultados_stab</w:t>
-      </w:r>
-      <w:r>
-        <w:rPr>
-          <w:rStyle w:val="SpecialCharTok"/>
-        </w:rPr>
         <w:t xml:space="preserve">$</w:t>
       </w:r>
       <w:r>
         <w:rPr>
-          <w:rStyle w:val="NormalTok"/>
-        </w:rPr>
-        <w:t xml:space="preserve">co_2</w:t>
-      </w:r>
-      <w:r>
-        <w:rPr>
-          <w:rStyle w:val="SpecialCharTok"/>
-        </w:rPr>
-        <w:t xml:space="preserve">-</w:t>
-      </w:r>
-      <w:r>
-        <w:rPr>
-          <w:rStyle w:val="NormalTok"/>
-        </w:rPr>
-        <w:t xml:space="preserve">μmol</w:t>
-      </w:r>
-      <w:r>
-        <w:rPr>
-          <w:rStyle w:val="SpecialCharTok"/>
-        </w:rPr>
-        <w:t xml:space="preserve">/</w:t>
-      </w:r>
-      <w:r>
-        <w:rPr>
-          <w:rStyle w:val="NormalTok"/>
-        </w:rPr>
-        <w:t xml:space="preserve">mol)</w:t>
-      </w:r>
-      <w:r>
-        <w:br/>
-      </w:r>
-      <w:r>
-        <w:rPr>
-          <w:rStyle w:val="FunctionTok"/>
-        </w:rPr>
-        <w:t xml:space="preserve">print</w:t>
-      </w:r>
-      <w:r>
-        <w:rPr>
-          <w:rStyle w:val="NormalTok"/>
-        </w:rPr>
-        <w:t xml:space="preserve">(resultados_va</w:t>
-      </w:r>
-      <w:r>
-        <w:rPr>
-          <w:rStyle w:val="SpecialCharTok"/>
-        </w:rPr>
-        <w:t xml:space="preserve">$</w:t>
-      </w:r>
-      <w:r>
-        <w:rPr>
-          <w:rStyle w:val="NormalTok"/>
-        </w:rPr>
-        <w:t xml:space="preserve">co_2</w:t>
-      </w:r>
-      <w:r>
-        <w:rPr>
-          <w:rStyle w:val="SpecialCharTok"/>
-        </w:rPr>
-        <w:t xml:space="preserve">-</w:t>
-      </w:r>
-      <w:r>
-        <w:rPr>
-          <w:rStyle w:val="NormalTok"/>
-        </w:rPr>
-        <w:t xml:space="preserve">μmol</w:t>
-      </w:r>
-      <w:r>
-        <w:rPr>
-          <w:rStyle w:val="SpecialCharTok"/>
-        </w:rPr>
-        <w:t xml:space="preserve">/</w:t>
-      </w:r>
-      <w:r>
-        <w:rPr>
-          <w:rStyle w:val="NormalTok"/>
-        </w:rPr>
-        <w:t xml:space="preserve">mol)</w:t>
+          <w:rStyle w:val="StringTok"/>
+        </w:rPr>
+        <w:t xml:space="preserve">`</w:t>
+      </w:r>
+      <w:r>
+        <w:rPr>
+          <w:rStyle w:val="AttributeTok"/>
+        </w:rPr>
+        <w:t xml:space="preserve">co_2-μmol/mol</w:t>
+      </w:r>
+      <w:r>
+        <w:rPr>
+          <w:rStyle w:val="StringTok"/>
+        </w:rPr>
+        <w:t xml:space="preserve">`</w:t>
+      </w:r>
+      <w:r>
+        <w:rPr>
+          <w:rStyle w:val="NormalTok"/>
+        </w:rPr>
+        <w:t xml:space="preserve">)</w:t>
       </w:r>
     </w:p>
     <w:p>
